--- a/assets/no_aplica/cv-reclutador.docx
+++ b/assets/no_aplica/cv-reclutador.docx
@@ -3,9 +3,6 @@
 <w:document xmlns:wpc="http://schemas.microsoft.com/office/word/2010/wordprocessingCanvas" xmlns:mo="http://schemas.microsoft.com/office/mac/office/2008/main" xmlns:mc="http://schemas.openxmlformats.org/markup-compatibility/2006" xmlns:mv="urn:schemas-microsoft-com:mac:vml" xmlns:o="urn:schemas-microsoft-com:office:office" xmlns:r="http://schemas.openxmlformats.org/officeDocument/2006/relationships" xmlns:m="http://schemas.openxmlformats.org/officeDocument/2006/math" xmlns:v="urn:schemas-microsoft-com:vml" xmlns:wp14="http://schemas.microsoft.com/office/word/2010/wordprocessingDrawing" xmlns:wp="http://schemas.openxmlformats.org/drawingml/2006/wordprocessingDrawing" xmlns:w10="urn:schemas-microsoft-com:office:word" xmlns:w="http://schemas.openxmlformats.org/wordprocessingml/2006/main" xmlns:w14="http://schemas.microsoft.com/office/word/2010/wordml" xmlns:wpg="http://schemas.microsoft.com/office/word/2010/wordprocessingGroup" xmlns:wpi="http://schemas.microsoft.com/office/word/2010/wordprocessingInk" xmlns:wne="http://schemas.microsoft.com/office/word/2006/wordml" xmlns:wps="http://schemas.microsoft.com/office/word/2010/wordprocessingShape" mc:Ignorable="w14 wp14">
   <w:body>
     <w:p>
-      <w:pPr>
-        <w:jc w:val="left"/>
-      </w:pPr>
       <w:r>
         <w:rPr>
           <w:b/>
@@ -15,9 +12,6 @@
       </w:r>
     </w:p>
     <w:p>
-      <w:pPr>
-        <w:jc w:val="left"/>
-      </w:pPr>
       <w:r>
         <w:rPr>
           <w:sz w:val="22"/>
@@ -28,14 +22,11 @@
       </w:r>
     </w:p>
     <w:p>
-      <w:pPr>
-        <w:jc w:val="left"/>
-      </w:pPr>
       <w:r>
         <w:rPr>
           <w:sz w:val="18"/>
         </w:rPr>
-        <w:t>Santiago, Chile  |  +56 9 8121 8838  |  vladimir.acuna.dev@gmail.com  |  https://vladimiracunadev-create.github.io/  |  GitHub: https://github.com/vladimiracunadev-create  |  LinkedIn: https://www.linkedin.com/in/vladimir-acu%C3%B1a-valdebenito-11924a29/</w:t>
+        <w:t>Santiago, Chile  |  +56 9 8121 8838  |  vladimir.acuna.dev@gmail.com  |  https://vladimiracunadev-create.github.io/  |  GitHub: https://github.com/vladimiracunadev-create  |  LinkedIn: https://www.linkedin.com/in/vladimir-acuna-valdebenito</w:t>
       </w:r>
     </w:p>
     <w:p/>
@@ -84,7 +75,7 @@
           </w:p>
           <w:p>
             <w:r>
-              <w:t>LinkedIn: https://www.linkedin.com/in/vladimir-acu%C3%B1a-valdebenito-11924a29/</w:t>
+              <w:t>LinkedIn: https://www.linkedin.com/in/vladimir-acuna-valdebenito</w:t>
             </w:r>
           </w:p>
           <w:p>
@@ -153,7 +144,7 @@
               <w:t xml:space="preserve">Calidad/Seguridad: </w:t>
             </w:r>
             <w:r>
-              <w:t>prácticas de hardening básico, secret scanning, control de inyección SQL</w:t>
+              <w:t>hardening básico, secret scanning, control anti‑inyección</w:t>
             </w:r>
           </w:p>
           <w:p>
@@ -338,9 +329,6 @@
             </w:r>
           </w:p>
           <w:p>
-            <w:pPr>
-              <w:spacing w:before="40"/>
-            </w:pPr>
             <w:r>
               <w:rPr>
                 <w:b/>
@@ -348,57 +336,7 @@
               <w:t xml:space="preserve">Tecnologías: </w:t>
             </w:r>
             <w:r>
-              <w:t>PHP, JavaScript, SQL Server, MySQL, Apache, JMeter, Excel, FPDF/PhpSpreadsheet, MasterBase/ConstantContact</w:t>
-            </w:r>
-          </w:p>
-          <w:p/>
-          <w:p>
-            <w:r>
-              <w:rPr>
-                <w:b/>
-              </w:rPr>
-              <w:t>CONACE (hoy SENDA) — Asesor de Informática (Grado 10) (2008–2010)</w:t>
-            </w:r>
-          </w:p>
-          <w:p>
-            <w:pPr>
-              <w:pStyle w:val="ListBullet"/>
-              <w:spacing w:after="0"/>
-            </w:pPr>
-            <w:r>
-              <w:t>Análisis, desarrollo y mantención de sistemas (Sustancias Controladas, RR.HH., Adquisiciones/Inventario).</w:t>
-            </w:r>
-          </w:p>
-          <w:p>
-            <w:pPr>
-              <w:pStyle w:val="ListBullet"/>
-              <w:spacing w:after="0"/>
-            </w:pPr>
-            <w:r>
-              <w:t>Implementación de formularios, reportes PDF/Excel/XML, envíos de correos, importación desde Excel y controles de seguridad (captcha/encriptación/accesos).</w:t>
-            </w:r>
-          </w:p>
-          <w:p>
-            <w:pPr>
-              <w:pStyle w:val="ListBullet"/>
-              <w:spacing w:after="0"/>
-            </w:pPr>
-            <w:r>
-              <w:t>Administración de bases de datos (SQL Server/MySQL), procedimientos y soporte a usuarios internos.</w:t>
-            </w:r>
-          </w:p>
-          <w:p>
-            <w:pPr>
-              <w:spacing w:before="40"/>
-            </w:pPr>
-            <w:r>
-              <w:rPr>
-                <w:b/>
-              </w:rPr>
-              <w:t xml:space="preserve">Tecnologías: </w:t>
-            </w:r>
-            <w:r>
-              <w:t>ASP/PHP (según sistema), SQL Server, MySQL, Power Designer (modelado)</w:t>
+              <w:t>PHP, JavaScript, SQL Server, MySQL, Apache, JMeter, Excel, FPDF/PhpSpreadsheet, Constant Contact</w:t>
             </w:r>
           </w:p>
           <w:p/>
@@ -417,7 +355,7 @@
               <w:spacing w:after="0"/>
             </w:pPr>
             <w:r>
-              <w:t>2023: formación online (Udemy) en Machine Learning y NLP (R/Python) (certificados).</w:t>
+              <w:t>Formación continua (cursos online): bases de ML/NLP y automatización práctica aplicada a proyectos.</w:t>
             </w:r>
           </w:p>
           <w:p>
@@ -426,7 +364,7 @@
               <w:spacing w:after="0"/>
             </w:pPr>
             <w:r>
-              <w:t>2025–2026: consolidación de portafolio técnico (Cloud/AWS, Docker labs, agentes) y documentación orientada a reclutadores.</w:t>
+              <w:t>Consolidación de portafolio técnico (Cloud/AWS, Docker labs, agentes) y documentación orientada a reclutadores.</w:t>
             </w:r>
           </w:p>
           <w:p>
